--- a/wzory-drukow/Ocena-efektywnosci-pomocy-pp-wzor-proponowany.docx
+++ b/wzory-drukow/Ocena-efektywnosci-pomocy-pp-wzor-proponowany.docx
@@ -69,7 +69,7 @@
                 <w:sz w:val="20"/>
                 <w:szCs w:val="20"/>
               </w:rPr>
-              <w:t xml:space="preserve">UWAGA: Sama ocena efektywności pomocy psychologiczno-pedagogicznej jest obowiązkowa (co najmniej dwa razy w roku szkolnym), ale konkretny wzór arkusza NIE jest obligatoryjny - każda placówka opracowuje własną formę. Poniższy układ to przykładowa propozycja.</w:t>
+              <w:t xml:space="preserve">UWAGA: Nauczyciele i specjaliści udzielający pomocy psychologiczno-pedagogicznej oceniają efektywność udzielonej pomocy i formułują wnioski dotyczące dalszych działań (§ 20 ust. 9). Przepis nie określa częstotliwości tej oceny ani wzoru arkusza - placówka ustala własną formę (zwykle po zakończeniu danej formy pomocy lub na koniec półrocza). Poniższy układ to przykładowa propozycja.</w:t>
             </w:r>
           </w:p>
           <w:p>
@@ -86,7 +86,7 @@
                 <w:sz w:val="20"/>
                 <w:szCs w:val="20"/>
               </w:rPr>
-              <w:t xml:space="preserve">Podstawa prawna: par. 20 ust. 9 Rozporządzenia Ministra Edukacji Narodowej z 9 sierpnia 2017 r. w sprawie zasad organizacji i udzielania pomocy psychologiczno-pedagogicznej w publicznych przedszkolach, szkołach i placówkach.</w:t>
+              <w:t xml:space="preserve">Podstawa prawna: § 20 ust. 9 rozporządzenia Ministra Edukacji Narodowej z dnia 9 sierpnia 2017 r. w sprawie zasad organizacji i udzielania pomocy psychologiczno-pedagogicznej w publicznych przedszkolach, szkołach i placówkach (tekst jedn. Dz.U. z 2023 r. poz. 1798). Stan prawny sprawdzony w ISAP: 6.10.2026.</w:t>
             </w:r>
           </w:p>
         </w:tc>
